--- a/documentation/MIRACUM Mapper Changelog.docx
+++ b/documentation/MIRACUM Mapper Changelog.docx
@@ -44,7 +44,6 @@
           <w:lang w:val="de-DE"/>
         </w:rPr>
       </w:pPr>
-      <w:proofErr w:type="spellStart"/>
       <w:r>
         <w:rPr>
           <w:rFonts w:ascii="Arial" w:eastAsia="Times New Roman" w:hAnsi="Arial" w:cs="Arial"/>
@@ -53,7 +52,6 @@
         </w:rPr>
         <w:t>Changelog</w:t>
       </w:r>
-      <w:proofErr w:type="spellEnd"/>
     </w:p>
     <w:p>
       <w:pPr>
@@ -79,7 +77,7 @@
         <w:rPr>
           <w:lang w:val="de-DE"/>
         </w:rPr>
-        <w:t>4</w:t>
+        <w:t>5</w:t>
       </w:r>
       <w:r>
         <w:rPr>
@@ -91,7 +89,7 @@
         <w:rPr>
           <w:lang w:val="de-DE"/>
         </w:rPr>
-        <w:t>8</w:t>
+        <w:t>7</w:t>
       </w:r>
       <w:r>
         <w:rPr>
@@ -103,13 +101,7 @@
         <w:rPr>
           <w:lang w:val="de-DE"/>
         </w:rPr>
-        <w:t>2</w:t>
-      </w:r>
-      <w:r>
-        <w:rPr>
-          <w:lang w:val="de-DE"/>
-        </w:rPr>
-        <w:t>8</w:t>
+        <w:t>03</w:t>
       </w:r>
       <w:r>
         <w:rPr>
@@ -788,23 +780,7 @@
                 <w:rFonts w:eastAsia="Times New Roman"/>
                 <w:lang w:val="de-DE"/>
               </w:rPr>
-              <w:t xml:space="preserve">Behebt eine </w:t>
-            </w:r>
-            <w:proofErr w:type="spellStart"/>
-            <w:r>
-              <w:rPr>
-                <w:rFonts w:eastAsia="Times New Roman"/>
-                <w:lang w:val="de-DE"/>
-              </w:rPr>
-              <w:t>Exception</w:t>
-            </w:r>
-            <w:proofErr w:type="spellEnd"/>
-            <w:r>
-              <w:rPr>
-                <w:rFonts w:eastAsia="Times New Roman"/>
-                <w:lang w:val="de-DE"/>
-              </w:rPr>
-              <w:t>, die beim Löschen eines Mappings des letzten Source-Terms auftreten kann.</w:t>
+              <w:t>Behebt eine Exception, die beim Löschen eines Mappings des letzten Source-Terms auftreten kann.</w:t>
             </w:r>
           </w:p>
           <w:p>
@@ -1169,21 +1145,7 @@
               <w:rPr>
                 <w:lang w:val="de-DE"/>
               </w:rPr>
-              <w:t>Bugfixes und Code-</w:t>
-            </w:r>
-            <w:proofErr w:type="spellStart"/>
-            <w:r>
-              <w:rPr>
-                <w:lang w:val="de-DE"/>
-              </w:rPr>
-              <w:t>Cleanup</w:t>
-            </w:r>
-            <w:proofErr w:type="spellEnd"/>
-            <w:r>
-              <w:rPr>
-                <w:lang w:val="de-DE"/>
-              </w:rPr>
-              <w:t>.</w:t>
+              <w:t>Bugfixes und Code-Cleanup.</w:t>
             </w:r>
           </w:p>
           <w:p>
@@ -1215,21 +1177,7 @@
               <w:rPr>
                 <w:lang w:val="de-DE"/>
               </w:rPr>
-              <w:t xml:space="preserve">Fängt fehlerhafte Filterkriterien ab, ohne einen </w:t>
-            </w:r>
-            <w:proofErr w:type="spellStart"/>
-            <w:r>
-              <w:rPr>
-                <w:lang w:val="de-DE"/>
-              </w:rPr>
-              <w:t>Stackwalk</w:t>
-            </w:r>
-            <w:proofErr w:type="spellEnd"/>
-            <w:r>
-              <w:rPr>
-                <w:lang w:val="de-DE"/>
-              </w:rPr>
-              <w:t xml:space="preserve"> anzuzeigen.</w:t>
+              <w:t>Fängt fehlerhafte Filterkriterien ab, ohne einen Stackwalk anzuzeigen.</w:t>
             </w:r>
           </w:p>
           <w:p>
@@ -1404,21 +1352,7 @@
               <w:rPr>
                 <w:lang w:val="de-DE"/>
               </w:rPr>
-              <w:t xml:space="preserve"> geblockt. Klickt der Benutzer hierauf, </w:t>
-            </w:r>
-            <w:proofErr w:type="spellStart"/>
-            <w:r>
-              <w:rPr>
-                <w:lang w:val="de-DE"/>
-              </w:rPr>
-              <w:t>flashen</w:t>
-            </w:r>
-            <w:proofErr w:type="spellEnd"/>
-            <w:r>
-              <w:rPr>
-                <w:lang w:val="de-DE"/>
-              </w:rPr>
-              <w:t xml:space="preserve"> die drei Buttons </w:t>
+              <w:t xml:space="preserve"> geblockt. Klickt der Benutzer hierauf, flashen die drei Buttons </w:t>
             </w:r>
             <w:r>
               <w:rPr>
@@ -1924,55 +1858,7 @@
                 <w:rFonts w:eastAsia="Times New Roman"/>
                 <w:lang w:val="de-DE"/>
               </w:rPr>
-              <w:t xml:space="preserve">Beim Speichern eines Mappings wird in der Tabelle erfasst, wer und welche Software-Version das Mapping gespeichert hat (Spalten </w:t>
-            </w:r>
-            <w:proofErr w:type="spellStart"/>
-            <w:r>
-              <w:rPr>
-                <w:rFonts w:eastAsia="Times New Roman"/>
-                <w:lang w:val="de-DE"/>
-              </w:rPr>
-              <w:t>saved_by</w:t>
-            </w:r>
-            <w:proofErr w:type="spellEnd"/>
-            <w:r>
-              <w:rPr>
-                <w:rFonts w:eastAsia="Times New Roman"/>
-                <w:lang w:val="de-DE"/>
-              </w:rPr>
-              <w:t xml:space="preserve"> und </w:t>
-            </w:r>
-            <w:proofErr w:type="spellStart"/>
-            <w:r>
-              <w:rPr>
-                <w:rFonts w:eastAsia="Times New Roman"/>
-                <w:lang w:val="de-DE"/>
-              </w:rPr>
-              <w:t>sw_version</w:t>
-            </w:r>
-            <w:proofErr w:type="spellEnd"/>
-            <w:r>
-              <w:rPr>
-                <w:rFonts w:eastAsia="Times New Roman"/>
-                <w:lang w:val="de-DE"/>
-              </w:rPr>
-              <w:t xml:space="preserve"> in Tabelle </w:t>
-            </w:r>
-            <w:proofErr w:type="spellStart"/>
-            <w:r>
-              <w:rPr>
-                <w:rFonts w:eastAsia="Times New Roman"/>
-                <w:lang w:val="de-DE"/>
-              </w:rPr>
-              <w:t>mapping</w:t>
-            </w:r>
-            <w:proofErr w:type="spellEnd"/>
-            <w:r>
-              <w:rPr>
-                <w:rFonts w:eastAsia="Times New Roman"/>
-                <w:lang w:val="de-DE"/>
-              </w:rPr>
-              <w:t>).</w:t>
+              <w:t>Beim Speichern eines Mappings wird in der Tabelle erfasst, wer und welche Software-Version das Mapping gespeichert hat (Spalten saved_by und sw_version in Tabelle mapping).</w:t>
             </w:r>
           </w:p>
           <w:p>
@@ -2297,23 +2183,7 @@
                 <w:rFonts w:eastAsia="Times New Roman"/>
                 <w:lang w:val="de-DE"/>
               </w:rPr>
-              <w:t xml:space="preserve">Behebt das Problem, dass der </w:t>
-            </w:r>
-            <w:proofErr w:type="spellStart"/>
-            <w:r>
-              <w:rPr>
-                <w:rFonts w:eastAsia="Times New Roman"/>
-                <w:lang w:val="de-DE"/>
-              </w:rPr>
-              <w:t>LabVisualizer</w:t>
-            </w:r>
-            <w:proofErr w:type="spellEnd"/>
-            <w:r>
-              <w:rPr>
-                <w:rFonts w:eastAsia="Times New Roman"/>
-                <w:lang w:val="de-DE"/>
-              </w:rPr>
-              <w:t xml:space="preserve"> beim Speichern eines Mappings nicht aktualisiert wird.</w:t>
+              <w:t>Behebt das Problem, dass der LabVisualizer beim Speichern eines Mappings nicht aktualisiert wird.</w:t>
             </w:r>
           </w:p>
         </w:tc>
@@ -2637,23 +2507,7 @@
                 <w:rFonts w:eastAsia="Times New Roman"/>
                 <w:lang w:val="de-DE"/>
               </w:rPr>
-              <w:t>Beim Löschen/Wiederherstellen von Mappings ändert sich der eigentliche Zustand (</w:t>
-            </w:r>
-            <w:proofErr w:type="spellStart"/>
-            <w:r>
-              <w:rPr>
-                <w:rFonts w:eastAsia="Times New Roman"/>
-                <w:lang w:val="de-DE"/>
-              </w:rPr>
-              <w:t>Expertlevel</w:t>
-            </w:r>
-            <w:proofErr w:type="spellEnd"/>
-            <w:r>
-              <w:rPr>
-                <w:rFonts w:eastAsia="Times New Roman"/>
-                <w:lang w:val="de-DE"/>
-              </w:rPr>
-              <w:t>) des Mappings nicht mehr.</w:t>
+              <w:t>Beim Löschen/Wiederherstellen von Mappings ändert sich der eigentliche Zustand (Expertlevel) des Mappings nicht mehr.</w:t>
             </w:r>
           </w:p>
           <w:p>
@@ -2674,23 +2528,7 @@
                 <w:rFonts w:eastAsia="Times New Roman"/>
                 <w:lang w:val="de-DE"/>
               </w:rPr>
-              <w:t xml:space="preserve">Verbesserte Filter und </w:t>
-            </w:r>
-            <w:proofErr w:type="spellStart"/>
-            <w:r>
-              <w:rPr>
-                <w:rFonts w:eastAsia="Times New Roman"/>
-                <w:lang w:val="de-DE"/>
-              </w:rPr>
-              <w:t>Transitions</w:t>
-            </w:r>
-            <w:proofErr w:type="spellEnd"/>
-            <w:r>
-              <w:rPr>
-                <w:rFonts w:eastAsia="Times New Roman"/>
-                <w:lang w:val="de-DE"/>
-              </w:rPr>
-              <w:t xml:space="preserve"> in der Datenbank.</w:t>
+              <w:t>Verbesserte Filter und Transitions in der Datenbank.</w:t>
             </w:r>
           </w:p>
         </w:tc>
@@ -2834,23 +2672,7 @@
                 <w:rFonts w:eastAsia="Times New Roman"/>
                 <w:lang w:val="de-DE"/>
               </w:rPr>
-              <w:t xml:space="preserve"> (Rückkehr auf altes Verhalten); in der Methode </w:t>
-            </w:r>
-            <w:proofErr w:type="spellStart"/>
-            <w:r>
-              <w:rPr>
-                <w:rFonts w:eastAsia="Times New Roman"/>
-                <w:lang w:val="de-DE"/>
-              </w:rPr>
-              <w:t>loadTransitions</w:t>
-            </w:r>
-            <w:proofErr w:type="spellEnd"/>
-            <w:r>
-              <w:rPr>
-                <w:rFonts w:eastAsia="Times New Roman"/>
-                <w:lang w:val="de-DE"/>
-              </w:rPr>
-              <w:t>().</w:t>
+              <w:t xml:space="preserve"> (Rückkehr auf altes Verhalten); in der Methode loadTransitions().</w:t>
             </w:r>
           </w:p>
         </w:tc>
@@ -2947,21 +2769,12 @@
                 <w:lang w:val="de-DE"/>
               </w:rPr>
             </w:pPr>
-            <w:proofErr w:type="spellStart"/>
-            <w:r>
-              <w:rPr>
-                <w:rFonts w:eastAsia="Times New Roman"/>
-                <w:lang w:val="de-DE"/>
-              </w:rPr>
-              <w:t>Active</w:t>
-            </w:r>
-            <w:proofErr w:type="spellEnd"/>
-            <w:r>
-              <w:rPr>
-                <w:rFonts w:eastAsia="Times New Roman"/>
-                <w:lang w:val="de-DE"/>
-              </w:rPr>
-              <w:t>-Directory-Server ist nun ebenfalls parametrierbar in Config.dat.</w:t>
+            <w:r>
+              <w:rPr>
+                <w:rFonts w:eastAsia="Times New Roman"/>
+                <w:lang w:val="de-DE"/>
+              </w:rPr>
+              <w:t>Active-Directory-Server ist nun ebenfalls parametrierbar in Config.dat.</w:t>
             </w:r>
           </w:p>
           <w:p>
@@ -3071,23 +2884,7 @@
                 <w:rFonts w:eastAsia="Times New Roman"/>
                 <w:lang w:val="de-DE"/>
               </w:rPr>
-              <w:t>eines Code-Clean-</w:t>
-            </w:r>
-            <w:proofErr w:type="spellStart"/>
-            <w:r>
-              <w:rPr>
-                <w:rFonts w:eastAsia="Times New Roman"/>
-                <w:lang w:val="de-DE"/>
-              </w:rPr>
-              <w:t>Ups</w:t>
-            </w:r>
-            <w:proofErr w:type="spellEnd"/>
-            <w:r>
-              <w:rPr>
-                <w:rFonts w:eastAsia="Times New Roman"/>
-                <w:lang w:val="de-DE"/>
-              </w:rPr>
-              <w:t xml:space="preserve"> und </w:t>
+              <w:t xml:space="preserve">eines Code-Clean-Ups und </w:t>
             </w:r>
             <w:r>
               <w:rPr>
@@ -3272,23 +3069,7 @@
                 <w:rFonts w:eastAsia="Times New Roman"/>
                 <w:lang w:val="de-DE"/>
               </w:rPr>
-              <w:t>Unterstützung für lokale Passwörter über Spalte „local_password_md5“ in Tabelle „</w:t>
-            </w:r>
-            <w:proofErr w:type="spellStart"/>
-            <w:r>
-              <w:rPr>
-                <w:rFonts w:eastAsia="Times New Roman"/>
-                <w:lang w:val="de-DE"/>
-              </w:rPr>
-              <w:t>userids</w:t>
-            </w:r>
-            <w:proofErr w:type="spellEnd"/>
-            <w:r>
-              <w:rPr>
-                <w:rFonts w:eastAsia="Times New Roman"/>
-                <w:lang w:val="de-DE"/>
-              </w:rPr>
-              <w:t>“</w:t>
+              <w:t>Unterstützung für lokale Passwörter über Spalte „local_password_md5“ in Tabelle „userids“</w:t>
             </w:r>
             <w:r>
               <w:rPr>
@@ -3486,7 +3267,6 @@
               </w:rPr>
               <w:t>Führt die Tabelle „</w:t>
             </w:r>
-            <w:proofErr w:type="spellStart"/>
             <w:r>
               <w:rPr>
                 <w:rFonts w:eastAsia="Times New Roman"/>
@@ -3494,7 +3274,6 @@
               </w:rPr>
               <w:t>schemaversion</w:t>
             </w:r>
-            <w:proofErr w:type="spellEnd"/>
             <w:r>
               <w:rPr>
                 <w:rFonts w:eastAsia="Times New Roman"/>
@@ -3598,23 +3377,7 @@
                 <w:rFonts w:eastAsia="Times New Roman"/>
                 <w:lang w:val="de-DE"/>
               </w:rPr>
-              <w:t xml:space="preserve">Aktualisiert </w:t>
-            </w:r>
-            <w:proofErr w:type="spellStart"/>
-            <w:r>
-              <w:rPr>
-                <w:rFonts w:eastAsia="Times New Roman"/>
-                <w:lang w:val="de-DE"/>
-              </w:rPr>
-              <w:t>Npgsql</w:t>
-            </w:r>
-            <w:proofErr w:type="spellEnd"/>
-            <w:r>
-              <w:rPr>
-                <w:rFonts w:eastAsia="Times New Roman"/>
-                <w:lang w:val="de-DE"/>
-              </w:rPr>
-              <w:t xml:space="preserve"> auf die aktuelle Version.</w:t>
+              <w:t>Aktualisiert Npgsql auf die aktuelle Version.</w:t>
             </w:r>
           </w:p>
           <w:p>
@@ -3701,23 +3464,7 @@
                 <w:rFonts w:eastAsia="Times New Roman"/>
                 <w:lang w:val="de-DE"/>
               </w:rPr>
-              <w:t>. Es ist daher notwendig, die Konfiguration auch in die Datenbank zu stellen (Tabelle „</w:t>
-            </w:r>
-            <w:proofErr w:type="spellStart"/>
-            <w:r>
-              <w:rPr>
-                <w:rFonts w:eastAsia="Times New Roman"/>
-                <w:lang w:val="de-DE"/>
-              </w:rPr>
-              <w:t>next_connection</w:t>
-            </w:r>
-            <w:proofErr w:type="spellEnd"/>
-            <w:r>
-              <w:rPr>
-                <w:rFonts w:eastAsia="Times New Roman"/>
-                <w:lang w:val="de-DE"/>
-              </w:rPr>
-              <w:t>“).</w:t>
+              <w:t>. Es ist daher notwendig, die Konfiguration auch in die Datenbank zu stellen (Tabelle „next_connection“).</w:t>
             </w:r>
           </w:p>
         </w:tc>
@@ -3801,7 +3548,6 @@
               </w:rPr>
               <w:t xml:space="preserve">Verwendet </w:t>
             </w:r>
-            <w:proofErr w:type="spellStart"/>
             <w:r>
               <w:rPr>
                 <w:rFonts w:eastAsia="Times New Roman"/>
@@ -3814,15 +3560,7 @@
                 <w:rFonts w:eastAsia="Times New Roman"/>
                 <w:lang w:val="de-DE"/>
               </w:rPr>
-              <w:t>repared</w:t>
-            </w:r>
-            <w:proofErr w:type="spellEnd"/>
-            <w:r>
-              <w:rPr>
-                <w:rFonts w:eastAsia="Times New Roman"/>
-                <w:lang w:val="de-DE"/>
-              </w:rPr>
-              <w:t xml:space="preserve"> SQL Statements und Berei</w:t>
+              <w:t>repared SQL Statements und Berei</w:t>
             </w:r>
             <w:r>
               <w:rPr>
@@ -4186,19 +3924,7 @@
               <w:rPr>
                 <w:lang w:val="de-DE"/>
               </w:rPr>
-              <w:t xml:space="preserve">-Liste links neu geladen, stattdessen wird dem Benutzer ein „Aktualisieren“-Button angeboten, mit dem er das manuell </w:t>
-            </w:r>
-            <w:r>
-              <w:rPr>
-                <w:lang w:val="de-DE"/>
-              </w:rPr>
-              <w:t>nachholen</w:t>
-            </w:r>
-            <w:r>
-              <w:rPr>
-                <w:lang w:val="de-DE"/>
-              </w:rPr>
-              <w:t xml:space="preserve"> kann. Damit wird verhindert, dass gespeicherte Mappings sofort ausgeblendet werden, wenn das erzeugte Mapping nicht den Filterkriterien unten links entspricht.</w:t>
+              <w:t>-Liste links neu geladen, stattdessen wird dem Benutzer ein „Aktualisieren“-Button angeboten, mit dem er das manuell nachholen kann. Damit wird verhindert, dass gespeicherte Mappings sofort ausgeblendet werden, wenn das erzeugte Mapping nicht den Filterkriterien unten links entspricht.</w:t>
             </w:r>
           </w:p>
           <w:p>
@@ -4238,19 +3964,7 @@
               <w:rPr>
                 <w:lang w:val="de-DE"/>
               </w:rPr>
-              <w:t>„Zeige auch gelöschte Mappings“ hat jetzt keinen Einfluss mehr auf die</w:t>
-            </w:r>
-            <w:r>
-              <w:rPr>
-                <w:lang w:val="de-DE"/>
-              </w:rPr>
-              <w:t xml:space="preserve"> </w:t>
-            </w:r>
-            <w:r>
-              <w:rPr>
-                <w:lang w:val="de-DE"/>
-              </w:rPr>
-              <w:t xml:space="preserve">Quellterminologie, sondern nur noch auf das, was in der Mappings-Liste (Mitte) angezeigt wird. </w:t>
+              <w:t xml:space="preserve">„Zeige auch gelöschte Mappings“ hat jetzt keinen Einfluss mehr auf die Quellterminologie, sondern nur noch auf das, was in der Mappings-Liste (Mitte) angezeigt wird. </w:t>
             </w:r>
           </w:p>
           <w:p>
@@ -4272,41 +3986,7 @@
                 <w:sz w:val="24"/>
                 <w:szCs w:val="24"/>
               </w:rPr>
-              <w:t>Gelöschte Mappings werden beim Aufbau der Quellterminologie</w:t>
-            </w:r>
-            <w:r>
-              <w:rPr>
-                <w:rFonts w:ascii="Times New Roman" w:hAnsi="Times New Roman" w:cs="Times New Roman"/>
-                <w:sz w:val="24"/>
-                <w:szCs w:val="24"/>
-              </w:rPr>
-              <w:t xml:space="preserve"> </w:t>
-            </w:r>
-            <w:r>
-              <w:rPr>
-                <w:rFonts w:ascii="Times New Roman" w:hAnsi="Times New Roman" w:cs="Times New Roman"/>
-                <w:sz w:val="24"/>
-                <w:szCs w:val="24"/>
-              </w:rPr>
-              <w:t>jetzt wie Level 0 (</w:t>
-            </w:r>
-            <w:proofErr w:type="spellStart"/>
-            <w:r>
-              <w:rPr>
-                <w:rFonts w:ascii="Times New Roman" w:hAnsi="Times New Roman" w:cs="Times New Roman"/>
-                <w:sz w:val="24"/>
-                <w:szCs w:val="24"/>
-              </w:rPr>
-              <w:t>Ungemappt</w:t>
-            </w:r>
-            <w:proofErr w:type="spellEnd"/>
-            <w:r>
-              <w:rPr>
-                <w:rFonts w:ascii="Times New Roman" w:hAnsi="Times New Roman" w:cs="Times New Roman"/>
-                <w:sz w:val="24"/>
-                <w:szCs w:val="24"/>
-              </w:rPr>
-              <w:t>) behandelt.</w:t>
+              <w:t>Gelöschte Mappings werden beim Aufbau der Quellterminologie jetzt wie Level 0 (Ungemappt) behandelt.</w:t>
             </w:r>
           </w:p>
           <w:p>
@@ -4328,25 +4008,7 @@
                 <w:sz w:val="24"/>
                 <w:szCs w:val="24"/>
               </w:rPr>
-              <w:t>Codes in der Quellterminologie, für die noch gar kein Mapping existiert, werden ebenfalls wie Level 0 (</w:t>
-            </w:r>
-            <w:proofErr w:type="spellStart"/>
-            <w:r>
-              <w:rPr>
-                <w:rFonts w:ascii="Times New Roman" w:hAnsi="Times New Roman" w:cs="Times New Roman"/>
-                <w:sz w:val="24"/>
-                <w:szCs w:val="24"/>
-              </w:rPr>
-              <w:t>Ungemappt</w:t>
-            </w:r>
-            <w:proofErr w:type="spellEnd"/>
-            <w:r>
-              <w:rPr>
-                <w:rFonts w:ascii="Times New Roman" w:hAnsi="Times New Roman" w:cs="Times New Roman"/>
-                <w:sz w:val="24"/>
-                <w:szCs w:val="24"/>
-              </w:rPr>
-              <w:t>) behandelt.</w:t>
+              <w:t>Codes in der Quellterminologie, für die noch gar kein Mapping existiert, werden ebenfalls wie Level 0 (Ungemappt) behandelt.</w:t>
             </w:r>
           </w:p>
           <w:p>
@@ -4384,15 +4046,7 @@
                 <w:sz w:val="24"/>
                 <w:szCs w:val="24"/>
               </w:rPr>
-              <w:t xml:space="preserve"> bleibt allerdings das Info-Feld leer</w:t>
-            </w:r>
-            <w:r>
-              <w:rPr>
-                <w:rFonts w:ascii="Times New Roman" w:hAnsi="Times New Roman" w:cs="Times New Roman"/>
-                <w:sz w:val="24"/>
-                <w:szCs w:val="24"/>
-              </w:rPr>
-              <w:t>.</w:t>
+              <w:t xml:space="preserve"> bleibt allerdings das Info-Feld leer.</w:t>
             </w:r>
           </w:p>
         </w:tc>
@@ -4427,6 +4081,13 @@
                 <w:lang w:val="de-DE"/>
               </w:rPr>
             </w:pPr>
+            <w:r>
+              <w:rPr>
+                <w:rFonts w:eastAsia="Times New Roman"/>
+                <w:lang w:val="de-DE"/>
+              </w:rPr>
+              <w:t>1.13.2</w:t>
+            </w:r>
           </w:p>
         </w:tc>
         <w:tc>
@@ -4456,6 +4117,15 @@
                 <w:szCs w:val="24"/>
               </w:rPr>
             </w:pPr>
+            <w:r>
+              <w:t xml:space="preserve">Zum alten Verhalten bei der </w:t>
+            </w:r>
+            <w:r>
+              <w:t>Befüllung der Liste „Quellterminologie“</w:t>
+            </w:r>
+            <w:r>
+              <w:t xml:space="preserve"> zurückgekehrt.</w:t>
+            </w:r>
           </w:p>
         </w:tc>
       </w:tr>
@@ -6144,15 +5814,6 @@
   </w:num>
   <w:num w:numId="8">
     <w:abstractNumId w:val="4"/>
-    <w:lvlOverride w:ilvl="0"/>
-    <w:lvlOverride w:ilvl="1"/>
-    <w:lvlOverride w:ilvl="2"/>
-    <w:lvlOverride w:ilvl="3"/>
-    <w:lvlOverride w:ilvl="4"/>
-    <w:lvlOverride w:ilvl="5"/>
-    <w:lvlOverride w:ilvl="6"/>
-    <w:lvlOverride w:ilvl="7"/>
-    <w:lvlOverride w:ilvl="8"/>
   </w:num>
   <w:num w:numId="9">
     <w:abstractNumId w:val="0"/>
